--- a/juridico/2 - Regulamento de Registo e Inspecao de Veiculos.docx
+++ b/juridico/2 - Regulamento de Registo e Inspecao de Veiculos.docx
@@ -33,7 +33,7 @@
           <w:sz w:val="19"/>
           <w:szCs w:val="19"/>
         </w:rPr>
-        <w:t xml:space="preserve">Timorgiana, Lda  ·  Bidau Toko-Baru, Cristo Rei, Díli, Timor-Leste  ·  +670 74192857  ·  +670 75684566  ·  Versão de 3 de Setembro de 2026</w:t>
+        <w:t xml:space="preserve">Timorgiana, Lda  ·  Bidau Toko-Baru, Cristo Rei, Díli, Timor-Leste  ·  +670 74192857  ·  +670 75684566  ·  Versão de 14 de Setembro de 2026</w:t>
       </w:r>
     </w:p>
     <w:p>
@@ -1587,7 +1587,7 @@
           <w:sz w:val="21"/>
           <w:szCs w:val="21"/>
         </w:rPr>
-        <w:t xml:space="preserve">O presente Regulamento entra em vigor em 3 de Setembro de 2026.</w:t>
+        <w:t xml:space="preserve">O presente Regulamento entra em vigor em 14 de Setembro de 2026.</w:t>
       </w:r>
     </w:p>
     <w:sectPr>
@@ -1660,7 +1660,7 @@
         <w:sz w:val="15"/>
         <w:szCs w:val="15"/>
       </w:rPr>
-      <w:t xml:space="preserve">Regulamento de Registo e Inspeção de Veículos  ·  3 de Setembro de 2026  ·  página </w:t>
+      <w:t xml:space="preserve">Regulamento de Registo e Inspeção de Veículos  ·  14 de Setembro de 2026  ·  página </w:t>
     </w:r>
     <w:r>
       <w:rPr>

--- a/juridico/2 - Regulamento de Registo e Inspecao de Veiculos.docx
+++ b/juridico/2 - Regulamento de Registo e Inspecao de Veiculos.docx
@@ -33,7 +33,7 @@
           <w:sz w:val="19"/>
           <w:szCs w:val="19"/>
         </w:rPr>
-        <w:t xml:space="preserve">Timorgiana, Lda  ·  Bidau Toko-Baru, Cristo Rei, Díli, Timor-Leste  ·  +670 74192857  ·  +670 75684566  ·  Versão de 14 de Setembro de 2026</w:t>
+        <w:t xml:space="preserve">Timorgiara Neto, Unipessoal Lda  ·  Bidau Toko-Baru, Cristo Rei, Díli, Timor-Leste  ·  +670 74192857  ·  +670 75684566  ·  Versão de 14 de Setembro de 2026</w:t>
       </w:r>
     </w:p>
     <w:p>
@@ -849,7 +849,7 @@
           <w:sz w:val="21"/>
           <w:szCs w:val="21"/>
         </w:rPr>
-        <w:t xml:space="preserve">A conta é reativada automaticamente com a submissão do documento renovado, sem necessidade de qualquer ato da Timorgiana, Lda.</w:t>
+        <w:t xml:space="preserve">A conta é reativada automaticamente com a submissão do documento renovado, sem necessidade de qualquer ato da Timorgiara Neto, Unipessoal Lda.</w:t>
       </w:r>
     </w:p>
     <w:p>
@@ -1273,7 +1273,7 @@
           <w:sz w:val="21"/>
           <w:szCs w:val="21"/>
         </w:rPr>
-        <w:t xml:space="preserve">A Timorgiana, Lda não é seguradora, não presta cobertura de qualquer natureza, não exige a apresentação da apólice e não responde por sinistros ocorridos durante a viagem.</w:t>
+        <w:t xml:space="preserve">A Timorgiara Neto, Unipessoal Lda não é seguradora, não presta cobertura de qualquer natureza, não exige a apresentação da apólice e não responde por sinistros ocorridos durante a viagem.</w:t>
       </w:r>
     </w:p>
     <w:p>
@@ -1388,7 +1388,7 @@
           <w:sz w:val="21"/>
           <w:szCs w:val="21"/>
         </w:rPr>
-        <w:t xml:space="preserve">O motorista que conduza veículo de que não seja proprietário deve dispor de autorização escrita do proprietário para o afetar ao transporte remunerado de passageiros, nos termos do modelo de declaração disponibilizado pela Timorgiana, Lda.</w:t>
+        <w:t xml:space="preserve">O motorista que conduza veículo de que não seja proprietário deve dispor de autorização escrita do proprietário para o afetar ao transporte remunerado de passageiros, nos termos do modelo de declaração disponibilizado pela Timorgiara Neto, Unipessoal Lda.</w:t>
       </w:r>
     </w:p>
     <w:p>
@@ -1406,7 +1406,7 @@
           <w:sz w:val="21"/>
           <w:szCs w:val="21"/>
         </w:rPr>
-        <w:t xml:space="preserve">A Timorgiana, Lda pode solicitar a exibição dessa autorização a qualquer momento.</w:t>
+        <w:t xml:space="preserve">A Timorgiara Neto, Unipessoal Lda pode solicitar a exibição dessa autorização a qualquer momento.</w:t>
       </w:r>
     </w:p>
     <w:p>
@@ -1750,7 +1750,7 @@
         <w:sz w:val="16"/>
         <w:szCs w:val="16"/>
       </w:rPr>
-      <w:t xml:space="preserve">TimorgianaRide  ·  Timorgiana, Lda</w:t>
+      <w:t xml:space="preserve">TimorgianaRide  ·  Timorgiara Neto, Unipessoal Lda</w:t>
     </w:r>
   </w:p>
 </w:hdr>

--- a/juridico/2 - Regulamento de Registo e Inspecao de Veiculos.docx
+++ b/juridico/2 - Regulamento de Registo e Inspecao de Veiculos.docx
@@ -33,7 +33,7 @@
           <w:sz w:val="19"/>
           <w:szCs w:val="19"/>
         </w:rPr>
-        <w:t xml:space="preserve">Timorgiara Neto, Unipessoal Lda  ·  Bidau Toko-Baru, Cristo Rei, Díli, Timor-Leste  ·  +670 74192857  ·  +670 75684566  ·  Versão de 14 de Setembro de 2026</w:t>
+        <w:t xml:space="preserve">Timorgiara Neto, Unipessoal, Lda  ·  Bidau Toko-Baru, Cristo Rei, Díli, Timor-Leste  ·  +670 74192857  ·  +670 75684566  ·  Versão de 14 de Setembro de 2026</w:t>
       </w:r>
     </w:p>
     <w:p>
@@ -849,7 +849,7 @@
           <w:sz w:val="21"/>
           <w:szCs w:val="21"/>
         </w:rPr>
-        <w:t xml:space="preserve">A conta é reativada automaticamente com a submissão do documento renovado, sem necessidade de qualquer ato da Timorgiara Neto, Unipessoal Lda.</w:t>
+        <w:t xml:space="preserve">A conta é reativada automaticamente com a submissão do documento renovado, sem necessidade de qualquer ato da Timorgiara Neto, Unipessoal, Lda.</w:t>
       </w:r>
     </w:p>
     <w:p>
@@ -1273,7 +1273,7 @@
           <w:sz w:val="21"/>
           <w:szCs w:val="21"/>
         </w:rPr>
-        <w:t xml:space="preserve">A Timorgiara Neto, Unipessoal Lda não é seguradora, não presta cobertura de qualquer natureza, não exige a apresentação da apólice e não responde por sinistros ocorridos durante a viagem.</w:t>
+        <w:t xml:space="preserve">A Timorgiara Neto, Unipessoal, Lda não é seguradora, não presta cobertura de qualquer natureza, não exige a apresentação da apólice e não responde por sinistros ocorridos durante a viagem.</w:t>
       </w:r>
     </w:p>
     <w:p>
@@ -1388,7 +1388,7 @@
           <w:sz w:val="21"/>
           <w:szCs w:val="21"/>
         </w:rPr>
-        <w:t xml:space="preserve">O motorista que conduza veículo de que não seja proprietário deve dispor de autorização escrita do proprietário para o afetar ao transporte remunerado de passageiros, nos termos do modelo de declaração disponibilizado pela Timorgiara Neto, Unipessoal Lda.</w:t>
+        <w:t xml:space="preserve">O motorista que conduza veículo de que não seja proprietário deve dispor de autorização escrita do proprietário para o afetar ao transporte remunerado de passageiros, nos termos do modelo de declaração disponibilizado pela Timorgiara Neto, Unipessoal, Lda.</w:t>
       </w:r>
     </w:p>
     <w:p>
@@ -1406,7 +1406,7 @@
           <w:sz w:val="21"/>
           <w:szCs w:val="21"/>
         </w:rPr>
-        <w:t xml:space="preserve">A Timorgiara Neto, Unipessoal Lda pode solicitar a exibição dessa autorização a qualquer momento.</w:t>
+        <w:t xml:space="preserve">A Timorgiara Neto, Unipessoal, Lda pode solicitar a exibição dessa autorização a qualquer momento.</w:t>
       </w:r>
     </w:p>
     <w:p>
@@ -1750,7 +1750,7 @@
         <w:sz w:val="16"/>
         <w:szCs w:val="16"/>
       </w:rPr>
-      <w:t xml:space="preserve">TimorgianaRide  ·  Timorgiara Neto, Unipessoal Lda</w:t>
+      <w:t xml:space="preserve">TimorgianaRide  ·  Timorgiara Neto, Unipessoal, Lda</w:t>
     </w:r>
   </w:p>
 </w:hdr>

--- a/juridico/2 - Regulamento de Registo e Inspecao de Veiculos.docx
+++ b/juridico/2 - Regulamento de Registo e Inspecao de Veiculos.docx
@@ -68,7 +68,7 @@
           <w:sz w:val="21"/>
           <w:szCs w:val="21"/>
         </w:rPr>
-        <w:t xml:space="preserve">O presente Regulamento fixa as condições que um veículo deve reunir para ser utilizado no transporte de passageiros angariados através da aplicação TimorgianaRide, bem como as regras de registo, inspeção e substituição desse veículo.</w:t>
+        <w:t xml:space="preserve">O presente Regulamento fixa as condições que um veículo deve reunir para ser utilizado no transporte de passageiros angariados através da aplicação HAKAT, bem como as regras de registo, inspeção e substituição desse veículo.</w:t>
       </w:r>
     </w:p>
     <w:p>
@@ -1750,7 +1750,7 @@
         <w:sz w:val="16"/>
         <w:szCs w:val="16"/>
       </w:rPr>
-      <w:t xml:space="preserve">TimorgianaRide  ·  Timorgiara Neto, Unipessoal, Lda</w:t>
+      <w:t xml:space="preserve">HAKAT  ·  Timorgiara Neto, Unipessoal, Lda</w:t>
     </w:r>
   </w:p>
 </w:hdr>

--- a/juridico/2 - Regulamento de Registo e Inspecao de Veiculos.docx
+++ b/juridico/2 - Regulamento de Registo e Inspecao de Veiculos.docx
@@ -33,7 +33,7 @@
           <w:sz w:val="19"/>
           <w:szCs w:val="19"/>
         </w:rPr>
-        <w:t xml:space="preserve">Timorgiara Neto, Unipessoal, Lda  ·  Bidau Toko-Baru, Cristo Rei, Díli, Timor-Leste  ·  +670 74192857  ·  +670 75684566  ·  Versão de 14 de Setembro de 2026</w:t>
+        <w:t xml:space="preserve">Timorgiara Neto, Unipessoal, Lda.  ·  Zero III, Fatuhada, Dom Aleixo, Díli, Timor-Leste  ·  +670 74192857  ·  +670 75684566  ·  Versão de 14 de Setembro de 2026</w:t>
       </w:r>
     </w:p>
     <w:p>
@@ -1273,7 +1273,7 @@
           <w:sz w:val="21"/>
           <w:szCs w:val="21"/>
         </w:rPr>
-        <w:t xml:space="preserve">A Timorgiara Neto, Unipessoal, Lda não é seguradora, não presta cobertura de qualquer natureza, não exige a apresentação da apólice e não responde por sinistros ocorridos durante a viagem.</w:t>
+        <w:t xml:space="preserve">A Timorgiara Neto, Unipessoal, Lda. não é seguradora, não presta cobertura de qualquer natureza, não exige a apresentação da apólice e não responde por sinistros ocorridos durante a viagem.</w:t>
       </w:r>
     </w:p>
     <w:p>
@@ -1406,7 +1406,7 @@
           <w:sz w:val="21"/>
           <w:szCs w:val="21"/>
         </w:rPr>
-        <w:t xml:space="preserve">A Timorgiara Neto, Unipessoal, Lda pode solicitar a exibição dessa autorização a qualquer momento.</w:t>
+        <w:t xml:space="preserve">A Timorgiara Neto, Unipessoal, Lda. pode solicitar a exibição dessa autorização a qualquer momento.</w:t>
       </w:r>
     </w:p>
     <w:p>
@@ -1750,7 +1750,7 @@
         <w:sz w:val="16"/>
         <w:szCs w:val="16"/>
       </w:rPr>
-      <w:t xml:space="preserve">HAKAT  ·  Timorgiara Neto, Unipessoal, Lda</w:t>
+      <w:t xml:space="preserve">HAKAT  ·  Timorgiara Neto, Unipessoal, Lda.</w:t>
     </w:r>
   </w:p>
 </w:hdr>

--- a/juridico/2 - Regulamento de Registo e Inspecao de Veiculos.docx
+++ b/juridico/2 - Regulamento de Registo e Inspecao de Veiculos.docx
@@ -1406,6 +1406,24 @@
           <w:sz w:val="21"/>
           <w:szCs w:val="21"/>
         </w:rPr>
+        <w:t xml:space="preserve">No registo, o motorista declara se o veículo é próprio ou de terceiro. Sendo de terceiro, envia pela aplicação o documento de identificação do proprietário e a autorização assinada, sem os quais o registo não é aprovado e o veículo não pode ser utilizado em viagens.</w:t>
+      </w:r>
+    </w:p>
+    <w:p>
+      <w:pPr>
+        <w:spacing w:after="120" w:line="276"/>
+        <w:jc w:val="both"/>
+      </w:pPr>
+      <w:r>
+        <w:rPr>
+          <w:rFonts w:ascii="Calibri" w:cs="Calibri" w:eastAsia="Calibri" w:hAnsi="Calibri"/>
+          <w:b w:val="false"/>
+          <w:bCs w:val="false"/>
+          <w:i w:val="false"/>
+          <w:iCs w:val="false"/>
+          <w:sz w:val="21"/>
+          <w:szCs w:val="21"/>
+        </w:rPr>
         <w:t xml:space="preserve">A Timorgiara Neto, Unipessoal, Lda. pode solicitar a exibição dessa autorização a qualquer momento.</w:t>
       </w:r>
     </w:p>

--- a/juridico/2 - Regulamento de Registo e Inspecao de Veiculos.docx
+++ b/juridico/2 - Regulamento de Registo e Inspecao de Veiculos.docx
@@ -1273,7 +1273,25 @@
           <w:sz w:val="21"/>
           <w:szCs w:val="21"/>
         </w:rPr>
-        <w:t xml:space="preserve">A Timorgiara Neto, Unipessoal, Lda. não é seguradora, não presta cobertura de qualquer natureza, não exige a apresentação da apólice e não responde por sinistros ocorridos durante a viagem.</w:t>
+        <w:t xml:space="preserve">A Timorgiara Neto, Unipessoal, Lda. não é seguradora, não presta cobertura de qualquer natureza e não responde por sinistros ocorridos durante a viagem.</w:t>
+      </w:r>
+    </w:p>
+    <w:p>
+      <w:pPr>
+        <w:spacing w:after="120" w:line="276"/>
+        <w:jc w:val="both"/>
+      </w:pPr>
+      <w:r>
+        <w:rPr>
+          <w:rFonts w:ascii="Calibri" w:cs="Calibri" w:eastAsia="Calibri" w:hAnsi="Calibri"/>
+          <w:b w:val="false"/>
+          <w:bCs w:val="false"/>
+          <w:i w:val="false"/>
+          <w:iCs w:val="false"/>
+          <w:sz w:val="21"/>
+          <w:szCs w:val="21"/>
+        </w:rPr>
+        <w:t xml:space="preserve">A apresentação do cartão do seguro na aplicação é, por ora, facultativa, e dá ao veículo o selo «Seguro ✓», nos termos do artigo 3.º-A do Regulamento de Admissão de Motoristas. Pode tornar-se obrigatória mediante aviso com, pelo menos, 30 dias de antecedência.</w:t>
       </w:r>
     </w:p>
     <w:p>
